--- a/templates/ēloSites_Orcamento_Modelo.docx
+++ b/templates/ēloSites_Orcamento_Modelo.docx
@@ -564,31 +564,31 @@
                 <w:sz w:val="20"/>
                 <w:szCs w:val="20"/>
               </w:rPr>
-              <w:t xml:space="preserve">[ ]</w:t>
-            </w:r>
-          </w:p>
-        </w:tc>
-        <w:tc>
-          <w:tcPr>
-            <w:tcMar>
-              <w:top w:type="dxa" w:w="90"/>
-              <w:left w:type="dxa" w:w="110"/>
-              <w:bottom w:type="dxa" w:w="90"/>
-              <w:right w:type="dxa" w:w="110"/>
-            </w:tcMar>
-            <w:vAlign w:val="center"/>
-          </w:tcPr>
-          <w:p>
-            <w:r>
-              <w:rPr>
-                <w:rFonts w:ascii="Calibri" w:cs="Calibri" w:eastAsia="Calibri" w:hAnsi="Calibri"/>
-                <w:b w:val="false"/>
-                <w:bCs w:val="false"/>
-                <w:color w:val="000000"/>
-                <w:sz w:val="20"/>
-                <w:szCs w:val="20"/>
-              </w:rPr>
-              <w:t xml:space="preserve">Rodada(s) de revisão: [nº]</w:t>
+              <w:t xml:space="preserve">[X]</w:t>
+            </w:r>
+          </w:p>
+        </w:tc>
+        <w:tc>
+          <w:tcPr>
+            <w:tcMar>
+              <w:top w:type="dxa" w:w="90"/>
+              <w:left w:type="dxa" w:w="110"/>
+              <w:bottom w:type="dxa" w:w="90"/>
+              <w:right w:type="dxa" w:w="110"/>
+            </w:tcMar>
+            <w:vAlign w:val="center"/>
+          </w:tcPr>
+          <w:p>
+            <w:r>
+              <w:rPr>
+                <w:rFonts w:ascii="Calibri" w:cs="Calibri" w:eastAsia="Calibri" w:hAnsi="Calibri"/>
+                <w:b w:val="false"/>
+                <w:bCs w:val="false"/>
+                <w:color w:val="000000"/>
+                <w:sz w:val="20"/>
+                <w:szCs w:val="20"/>
+              </w:rPr>
+              <w:t xml:space="preserve">Rodada(s) de revisão: 3</w:t>
             </w:r>
           </w:p>
         </w:tc>
@@ -1049,31 +1049,31 @@
                 <w:sz w:val="20"/>
                 <w:szCs w:val="20"/>
               </w:rPr>
-              <w:t xml:space="preserve">[ ]</w:t>
-            </w:r>
-          </w:p>
-        </w:tc>
-        <w:tc>
-          <w:tcPr>
-            <w:tcMar>
-              <w:top w:type="dxa" w:w="90"/>
-              <w:left w:type="dxa" w:w="110"/>
-              <w:bottom w:type="dxa" w:w="90"/>
-              <w:right w:type="dxa" w:w="110"/>
-            </w:tcMar>
-            <w:vAlign w:val="center"/>
-          </w:tcPr>
-          <w:p>
-            <w:r>
-              <w:rPr>
-                <w:rFonts w:ascii="Calibri" w:cs="Calibri" w:eastAsia="Calibri" w:hAnsi="Calibri"/>
-                <w:b w:val="false"/>
-                <w:bCs w:val="false"/>
-                <w:color w:val="000000"/>
-                <w:sz w:val="20"/>
-                <w:szCs w:val="20"/>
-              </w:rPr>
-              <w:t xml:space="preserve">Rodada(s) de revisão: [nº]</w:t>
+              <w:t xml:space="preserve">[X]</w:t>
+            </w:r>
+          </w:p>
+        </w:tc>
+        <w:tc>
+          <w:tcPr>
+            <w:tcMar>
+              <w:top w:type="dxa" w:w="90"/>
+              <w:left w:type="dxa" w:w="110"/>
+              <w:bottom w:type="dxa" w:w="90"/>
+              <w:right w:type="dxa" w:w="110"/>
+            </w:tcMar>
+            <w:vAlign w:val="center"/>
+          </w:tcPr>
+          <w:p>
+            <w:r>
+              <w:rPr>
+                <w:rFonts w:ascii="Calibri" w:cs="Calibri" w:eastAsia="Calibri" w:hAnsi="Calibri"/>
+                <w:b w:val="false"/>
+                <w:bCs w:val="false"/>
+                <w:color w:val="000000"/>
+                <w:sz w:val="20"/>
+                <w:szCs w:val="20"/>
+              </w:rPr>
+              <w:t xml:space="preserve">Rodada(s) de revisão: 3</w:t>
             </w:r>
           </w:p>
         </w:tc>
